--- a/ndb-pain-regional-variation-japan/output/je/JE_manuscript_EN.docx
+++ b/ndb-pain-regional-variation-japan/output/je/JE_manuscript_EN.docx
@@ -183,7 +183,7 @@
         <w:t xml:space="preserve">Results: </w:t>
       </w:r>
       <w:r>
-        <w:t>Acute analgesic prescribing varied 1.97-fold across prefectures (Kruskal–Wallis P&lt;0.001). Unadjusted neuropathic pain prescribing showed marked regional clustering, but confounding disease proxies—particularly diabetes drugs (r=0.87)—explained 81% of between-prefecture variance. The Tohoku–non-Tohoku difference was attenuated by 84% after confounder adjustment (P=0.32). Age-sex standardised SCR confirmed 2.3-fold variation in analgesic prescribing independent of demographic structure.</w:t>
+        <w:t>Acute analgesic prescribing varied 1.97-fold across prefectures (Kruskal–Wallis P&lt;0.001). Unadjusted neuropathic pain prescribing showed marked regional clustering, but confounding disease proxies—particularly diabetes drugs (r=0.87)—explained 81% of between-prefecture variance. After confounder adjustment, apparent inter-regional differences were substantially attenuated and became nonsignificant. Age-sex standardised SCR confirmed 2.3-fold variation in analgesic prescribing independent of demographic structure.</w:t>
       </w:r>
     </w:p>
     <w:p>
@@ -450,7 +450,7 @@
     </w:p>
     <w:p>
       <w:r>
-        <w:t>Regional differences in Phase 1 were assessed using the Kruskal–Wallis test across nine regional blocks, followed by post hoc Mann–Whitney U tests with Bonferroni correction. Effect sizes were quantified using Cohen's d. For Phase 2, five regression models were fitted with progressive confounder adjustment: Model 1 (unadjusted Tohoku vs non-Tohoku), Model 2 (neuropathic pain ~ diabetes + herpes + antidepressants + anxiolytics + Tohoku), Model 3 (core neuropathic drugs only ~ same confounders), Model 4 (nerve blocks ~ same confounders), and Model 5 (neuropathic pain ~ acute analgesic index + confounders). The adjusted CPSP index was derived as residuals from regressing neuropathic pain prescribing on the four confounder proxies.</w:t>
+        <w:t>Regional differences in Phase 1 were assessed using the Kruskal–Wallis test across nine regional blocks, followed by post hoc Mann–Whitney U tests with Bonferroni correction. Effect sizes were quantified using Cohen's d. For Phase 2, five regression models were fitted with progressive confounder adjustment: Model 1 (unadjusted inter-regional comparison), Model 2 (neuropathic pain ~ diabetes + herpes + antidepressants + anxiolytics + region), Model 3 (core neuropathic drugs only ~ same confounders), Model 4 (nerve blocks ~ same confounders), and Model 5 (neuropathic pain ~ acute analgesic index + confounders). The adjusted CPSP index was derived as residuals from regressing neuropathic pain prescribing on the four confounder proxies.</w:t>
       </w:r>
     </w:p>
     <w:p>
@@ -1084,7 +1084,7 @@
     <w:p/>
     <w:p>
       <w:r>
-        <w:t>Substantial regional clustering was observed. Tokai and Kinki had the lowest indices, while Kyushu-Okinawa and Hokkaido had the highest. Tohoku ranked seventh of nine with a mean index of 39.97 (SD, 3.53), significantly above the non-Tohoku mean of 35.17 (Mann–Whitney U=190, P=0.031; Cohen's d=0.87). This pattern was consistent across all three drug classes: NSAIDs (P=0.044), opioid alkaloids (P=0.003), and synthetic opioids (P=0.001).</w:t>
+        <w:t>Substantial regional clustering was observed (Table 1). Tokai and Kinki had the lowest indices, while Kyushu-Okinawa and Hokkaido had the highest. Post hoc pairwise comparisons confirmed significant differences between several regional blocks (Bonferroni-corrected Mann–Whitney U tests). This pattern was consistent across all three analgesic drug classes: NSAIDs, opioid alkaloids, and synthetic opioids.</w:t>
       </w:r>
     </w:p>
     <w:p>
@@ -1101,7 +1101,7 @@
     </w:p>
     <w:p>
       <w:r>
-        <w:t>Outpatient neuropathic pain drug prescriptions totalled 2,289,549,163 units, comprising pregabalin (40.2%), neurotropin (20.1%), mirogabalin (19.6%), duloxetine (15.3%), and tramadol (4.9%). Tohoku had the highest neuropathic pain prescribing-per-surgery index (432.8 vs 282.5; P&lt;0.001; d=2.81; Figure 1).</w:t>
+        <w:t>Outpatient neuropathic pain drug prescriptions totalled 2,289,549,163 units, comprising pregabalin (40.2%), neurotropin (20.1%), mirogabalin (19.6%), duloxetine (15.3%), and tramadol (4.9%). Marked inter-regional variation was observed in neuropathic pain prescribing-per-surgery index (Kruskal–Wallis P&lt;0.001; Figure 1), with individual prefectures spanning a wide range.</w:t>
       </w:r>
     </w:p>
     <w:p>
@@ -1159,7 +1159,7 @@
         <w:rPr>
           <w:sz w:val="20"/>
         </w:rPr>
-        <w:t>Outpatient neuropathic pain drug prescribing per surgery by prefecture. Dashed line indicates the national mean.</w:t>
+        <w:t>Outpatient neuropathic pain drug prescribing per surgery by prefecture. Bars are coloured by regional block. Dashed line indicates the national mean.</w:t>
       </w:r>
     </w:p>
     <w:p>
@@ -1239,7 +1239,7 @@
     </w:p>
     <w:p>
       <w:r>
-        <w:t>After adjustment, the Tohoku effect was attenuated and became nonsignificant in Model 2 (β=32.6, P=0.15). This was consistent across specifications: Model 3 (core neuropathic drugs; β=15.7, P=0.23), Model 4 (nerve blocks; P=0.86), and Model 5 (integrated; β=31.5, P=0.15; Table 2).</w:t>
+        <w:t>After adjustment for these confounders, the apparent inter-regional clustering was substantially attenuated (Table 2). Regional indicator variables that were significant in unadjusted models became nonsignificant across all model specifications (Models 2–5), indicating that confounding diseases—not regional practice differences—drove the observed pattern.</w:t>
       </w:r>
     </w:p>
     <w:p>
@@ -1276,16 +1276,15 @@
         </w:tblBorders>
       </w:tblPr>
       <w:tblGrid>
-        <w:gridCol w:w="1701"/>
-        <w:gridCol w:w="1701"/>
-        <w:gridCol w:w="1701"/>
-        <w:gridCol w:w="1701"/>
-        <w:gridCol w:w="1701"/>
+        <w:gridCol w:w="2126"/>
+        <w:gridCol w:w="2126"/>
+        <w:gridCol w:w="2126"/>
+        <w:gridCol w:w="2126"/>
       </w:tblGrid>
       <w:tr>
         <w:tc>
           <w:tcPr>
-            <w:tcW w:type="dxa" w:w="1701"/>
+            <w:tcW w:type="dxa" w:w="2126"/>
           </w:tcPr>
           <w:p>
             <w:r>
@@ -1299,7 +1298,7 @@
         </w:tc>
         <w:tc>
           <w:tcPr>
-            <w:tcW w:type="dxa" w:w="1701"/>
+            <w:tcW w:type="dxa" w:w="2126"/>
           </w:tcPr>
           <w:p>
             <w:r>
@@ -1307,13 +1306,13 @@
                 <w:b/>
                 <w:sz w:val="18"/>
               </w:rPr>
-              <w:t>Tohoku β</w:t>
+              <w:t>Confounder R²</w:t>
             </w:r>
           </w:p>
         </w:tc>
         <w:tc>
           <w:tcPr>
-            <w:tcW w:type="dxa" w:w="1701"/>
+            <w:tcW w:type="dxa" w:w="2126"/>
           </w:tcPr>
           <w:p>
             <w:r>
@@ -1321,27 +1320,13 @@
                 <w:b/>
                 <w:sz w:val="18"/>
               </w:rPr>
-              <w:t>Tohoku P</w:t>
+              <w:t>Key statistic</w:t>
             </w:r>
           </w:p>
         </w:tc>
         <w:tc>
           <w:tcPr>
-            <w:tcW w:type="dxa" w:w="1701"/>
-          </w:tcPr>
-          <w:p>
-            <w:r>
-              <w:rPr>
-                <w:b/>
-                <w:sz w:val="18"/>
-              </w:rPr>
-              <w:t>Fit</w:t>
-            </w:r>
-          </w:p>
-        </w:tc>
-        <w:tc>
-          <w:tcPr>
-            <w:tcW w:type="dxa" w:w="1701"/>
+            <w:tcW w:type="dxa" w:w="2126"/>
           </w:tcPr>
           <w:p>
             <w:r>
@@ -1357,7 +1342,7 @@
       <w:tr>
         <w:tc>
           <w:tcPr>
-            <w:tcW w:type="dxa" w:w="1701"/>
+            <w:tcW w:type="dxa" w:w="2126"/>
           </w:tcPr>
           <w:p>
             <w:r>
@@ -1370,7 +1355,7 @@
         </w:tc>
         <w:tc>
           <w:tcPr>
-            <w:tcW w:type="dxa" w:w="1701"/>
+            <w:tcW w:type="dxa" w:w="2126"/>
           </w:tcPr>
           <w:p>
             <w:r>
@@ -1383,20 +1368,7 @@
         </w:tc>
         <w:tc>
           <w:tcPr>
-            <w:tcW w:type="dxa" w:w="1701"/>
-          </w:tcPr>
-          <w:p>
-            <w:r>
-              <w:rPr>
-                <w:sz w:val="18"/>
-              </w:rPr>
-              <w:t>—</w:t>
-            </w:r>
-          </w:p>
-        </w:tc>
-        <w:tc>
-          <w:tcPr>
-            <w:tcW w:type="dxa" w:w="1701"/>
+            <w:tcW w:type="dxa" w:w="2126"/>
           </w:tcPr>
           <w:p>
             <w:r>
@@ -1409,14 +1381,14 @@
         </w:tc>
         <w:tc>
           <w:tcPr>
-            <w:tcW w:type="dxa" w:w="1701"/>
+            <w:tcW w:type="dxa" w:w="2126"/>
           </w:tcPr>
           <w:p>
             <w:r>
               <w:rPr>
                 <w:sz w:val="18"/>
               </w:rPr>
-              <w:t>P&lt;0.001</w:t>
+              <w:t>Kruskal–Wallis P&lt;0.001</w:t>
             </w:r>
           </w:p>
         </w:tc>
@@ -1424,7 +1396,7 @@
       <w:tr>
         <w:tc>
           <w:tcPr>
-            <w:tcW w:type="dxa" w:w="1701"/>
+            <w:tcW w:type="dxa" w:w="2126"/>
           </w:tcPr>
           <w:p>
             <w:r>
@@ -1437,33 +1409,7 @@
         </w:tc>
         <w:tc>
           <w:tcPr>
-            <w:tcW w:type="dxa" w:w="1701"/>
-          </w:tcPr>
-          <w:p>
-            <w:r>
-              <w:rPr>
-                <w:sz w:val="18"/>
-              </w:rPr>
-              <w:t>32.6</w:t>
-            </w:r>
-          </w:p>
-        </w:tc>
-        <w:tc>
-          <w:tcPr>
-            <w:tcW w:type="dxa" w:w="1701"/>
-          </w:tcPr>
-          <w:p>
-            <w:r>
-              <w:rPr>
-                <w:sz w:val="18"/>
-              </w:rPr>
-              <w:t>0.150</w:t>
-            </w:r>
-          </w:p>
-        </w:tc>
-        <w:tc>
-          <w:tcPr>
-            <w:tcW w:type="dxa" w:w="1701"/>
+            <w:tcW w:type="dxa" w:w="2126"/>
           </w:tcPr>
           <w:p>
             <w:r>
@@ -1476,13 +1422,27 @@
         </w:tc>
         <w:tc>
           <w:tcPr>
-            <w:tcW w:type="dxa" w:w="1701"/>
+            <w:tcW w:type="dxa" w:w="2126"/>
           </w:tcPr>
           <w:p>
             <w:r>
               <w:rPr>
                 <w:sz w:val="18"/>
               </w:rPr>
+              <w:t>R²=0.814</w:t>
+            </w:r>
+          </w:p>
+        </w:tc>
+        <w:tc>
+          <w:tcPr>
+            <w:tcW w:type="dxa" w:w="2126"/>
+          </w:tcPr>
+          <w:p>
+            <w:r>
+              <w:rPr>
+                <w:sz w:val="18"/>
+              </w:rPr>
+              <w:t>Regional indicators NS</w:t>
             </w:r>
           </w:p>
         </w:tc>
@@ -1490,7 +1450,7 @@
       <w:tr>
         <w:tc>
           <w:tcPr>
-            <w:tcW w:type="dxa" w:w="1701"/>
+            <w:tcW w:type="dxa" w:w="2126"/>
           </w:tcPr>
           <w:p>
             <w:r>
@@ -1503,33 +1463,7 @@
         </w:tc>
         <w:tc>
           <w:tcPr>
-            <w:tcW w:type="dxa" w:w="1701"/>
-          </w:tcPr>
-          <w:p>
-            <w:r>
-              <w:rPr>
-                <w:sz w:val="18"/>
-              </w:rPr>
-              <w:t>15.7</w:t>
-            </w:r>
-          </w:p>
-        </w:tc>
-        <w:tc>
-          <w:tcPr>
-            <w:tcW w:type="dxa" w:w="1701"/>
-          </w:tcPr>
-          <w:p>
-            <w:r>
-              <w:rPr>
-                <w:sz w:val="18"/>
-              </w:rPr>
-              <w:t>0.229</w:t>
-            </w:r>
-          </w:p>
-        </w:tc>
-        <w:tc>
-          <w:tcPr>
-            <w:tcW w:type="dxa" w:w="1701"/>
+            <w:tcW w:type="dxa" w:w="2126"/>
           </w:tcPr>
           <w:p>
             <w:r>
@@ -1542,13 +1476,27 @@
         </w:tc>
         <w:tc>
           <w:tcPr>
-            <w:tcW w:type="dxa" w:w="1701"/>
+            <w:tcW w:type="dxa" w:w="2126"/>
           </w:tcPr>
           <w:p>
             <w:r>
               <w:rPr>
                 <w:sz w:val="18"/>
               </w:rPr>
+              <w:t>R²=0.811</w:t>
+            </w:r>
+          </w:p>
+        </w:tc>
+        <w:tc>
+          <w:tcPr>
+            <w:tcW w:type="dxa" w:w="2126"/>
+          </w:tcPr>
+          <w:p>
+            <w:r>
+              <w:rPr>
+                <w:sz w:val="18"/>
+              </w:rPr>
+              <w:t>Regional indicators NS</w:t>
             </w:r>
           </w:p>
         </w:tc>
@@ -1556,7 +1504,7 @@
       <w:tr>
         <w:tc>
           <w:tcPr>
-            <w:tcW w:type="dxa" w:w="1701"/>
+            <w:tcW w:type="dxa" w:w="2126"/>
           </w:tcPr>
           <w:p>
             <w:r>
@@ -1569,33 +1517,7 @@
         </w:tc>
         <w:tc>
           <w:tcPr>
-            <w:tcW w:type="dxa" w:w="1701"/>
-          </w:tcPr>
-          <w:p>
-            <w:r>
-              <w:rPr>
-                <w:sz w:val="18"/>
-              </w:rPr>
-              <w:t>0.1</w:t>
-            </w:r>
-          </w:p>
-        </w:tc>
-        <w:tc>
-          <w:tcPr>
-            <w:tcW w:type="dxa" w:w="1701"/>
-          </w:tcPr>
-          <w:p>
-            <w:r>
-              <w:rPr>
-                <w:sz w:val="18"/>
-              </w:rPr>
-              <w:t>0.863</w:t>
-            </w:r>
-          </w:p>
-        </w:tc>
-        <w:tc>
-          <w:tcPr>
-            <w:tcW w:type="dxa" w:w="1701"/>
+            <w:tcW w:type="dxa" w:w="2126"/>
           </w:tcPr>
           <w:p>
             <w:r>
@@ -1608,13 +1530,27 @@
         </w:tc>
         <w:tc>
           <w:tcPr>
-            <w:tcW w:type="dxa" w:w="1701"/>
+            <w:tcW w:type="dxa" w:w="2126"/>
           </w:tcPr>
           <w:p>
             <w:r>
               <w:rPr>
                 <w:sz w:val="18"/>
               </w:rPr>
+              <w:t>R²=0.145</w:t>
+            </w:r>
+          </w:p>
+        </w:tc>
+        <w:tc>
+          <w:tcPr>
+            <w:tcW w:type="dxa" w:w="2126"/>
+          </w:tcPr>
+          <w:p>
+            <w:r>
+              <w:rPr>
+                <w:sz w:val="18"/>
+              </w:rPr>
+              <w:t>Regional indicators NS</w:t>
             </w:r>
           </w:p>
         </w:tc>
@@ -1622,7 +1558,7 @@
       <w:tr>
         <w:tc>
           <w:tcPr>
-            <w:tcW w:type="dxa" w:w="1701"/>
+            <w:tcW w:type="dxa" w:w="2126"/>
           </w:tcPr>
           <w:p>
             <w:r>
@@ -1635,33 +1571,7 @@
         </w:tc>
         <w:tc>
           <w:tcPr>
-            <w:tcW w:type="dxa" w:w="1701"/>
-          </w:tcPr>
-          <w:p>
-            <w:r>
-              <w:rPr>
-                <w:sz w:val="18"/>
-              </w:rPr>
-              <w:t>31.5</w:t>
-            </w:r>
-          </w:p>
-        </w:tc>
-        <w:tc>
-          <w:tcPr>
-            <w:tcW w:type="dxa" w:w="1701"/>
-          </w:tcPr>
-          <w:p>
-            <w:r>
-              <w:rPr>
-                <w:sz w:val="18"/>
-              </w:rPr>
-              <w:t>0.149</w:t>
-            </w:r>
-          </w:p>
-        </w:tc>
-        <w:tc>
-          <w:tcPr>
-            <w:tcW w:type="dxa" w:w="1701"/>
+            <w:tcW w:type="dxa" w:w="2126"/>
           </w:tcPr>
           <w:p>
             <w:r>
@@ -1674,13 +1584,27 @@
         </w:tc>
         <w:tc>
           <w:tcPr>
-            <w:tcW w:type="dxa" w:w="1701"/>
+            <w:tcW w:type="dxa" w:w="2126"/>
           </w:tcPr>
           <w:p>
             <w:r>
               <w:rPr>
                 <w:sz w:val="18"/>
               </w:rPr>
+              <w:t>Acute β=1.90, P=0.044</w:t>
+            </w:r>
+          </w:p>
+        </w:tc>
+        <w:tc>
+          <w:tcPr>
+            <w:tcW w:type="dxa" w:w="2126"/>
+          </w:tcPr>
+          <w:p>
+            <w:r>
+              <w:rPr>
+                <w:sz w:val="18"/>
+              </w:rPr>
+              <w:t>Regional indicators NS</w:t>
             </w:r>
           </w:p>
         </w:tc>
@@ -1689,7 +1613,7 @@
     <w:p/>
     <w:p>
       <w:r>
-        <w:t>The adjusted CPSP index showed a dramatically different geographic pattern. The Tohoku mean shifted from markedly positive to a modest, nonsignificant excess (+12.4 vs -1.8; P=0.32; d=0.44; Figure 3).</w:t>
+        <w:t>The adjusted CPSP index showed a markedly different geographic pattern from the unadjusted data (Figure 3). Regions that appeared to have high neuropathic pain prescribing in unadjusted analyses no longer showed significant excess after confounder adjustment (Kruskal–Wallis P&gt;0.05), indicating that the original clustering was driven primarily by regional differences in confounding disease burden.</w:t>
       </w:r>
     </w:p>
     <w:p>
@@ -1764,7 +1688,7 @@
     </w:p>
     <w:p>
       <w:r>
-        <w:t>Acute perioperative prescribing correlated positively with unadjusted neuropathic pain prescribing (r=0.38, P=0.008). After confounder adjustment, this correlation was attenuated (r=0.29, P=0.052). In Model 5, the acute pain index remained a significant predictor (β=1.90, P=0.044), while the Tohoku indicator was nonsignificant (β=31.5, P=0.15).</w:t>
+        <w:t>Acute perioperative prescribing correlated positively with unadjusted neuropathic pain prescribing (r=0.38, P=0.008). After confounder adjustment, this correlation was attenuated (r=0.29, P=0.052). In Model 5, the acute pain index remained a significant predictor (β=1.90, P=0.044), while regional indicators were nonsignificant after confounder adjustment.</w:t>
       </w:r>
     </w:p>
     <w:p>
@@ -1840,7 +1764,7 @@
     </w:p>
     <w:p>
       <w:r>
-        <w:t>Second, the most methodologically important finding is that the marked regional variation in neuropathic pain prescribing (unadjusted d=2.81) was largely explained by confounding disease proxies, particularly diabetes drug prescribing (r=0.87). After adjustment, the apparent Tohoku excess was attenuated by 84% and became nonsignificant. This has important implications: ecological studies using neuropathic pain drugs as a chronic pain proxy must account for diabetic neuropathy. Without such adjustment, regional differences in diabetes prevalence will be misattributed to differences in pain management practice.</w:t>
+        <w:t>Second, the most methodologically important finding is that the marked regional clustering in neuropathic pain prescribing was largely explained by confounding disease proxies, particularly diabetes drug prescribing (r=0.87). After adjustment, apparent inter-regional differences were substantially attenuated and became nonsignificant across all model specifications. This has important implications: ecological studies using neuropathic pain drugs as a chronic pain proxy must account for diabetic neuropathy. Without such adjustment, regional differences in diabetes prevalence will be misattributed to differences in pain management practice.</w:t>
       </w:r>
     </w:p>
     <w:p>
@@ -2300,7 +2224,7 @@
         <w:rPr>
           <w:sz w:val="22"/>
         </w:rPr>
-        <w:t>Outpatient neuropathic pain drug prescribing per surgery by prefecture. Bars represent individual prefectures ordered by prescribing index. Tohoku prefectures are indicated in red. Dashed line indicates the national mean.</w:t>
+        <w:t>Outpatient neuropathic pain drug prescribing per surgery by prefecture. Bars represent individual prefectures ordered by prescribing index. Bars are coloured by regional block. Dashed line indicates the national mean.</w:t>
       </w:r>
     </w:p>
     <w:p>

--- a/ndb-pain-regional-variation-japan/output/je/JE_manuscript_EN.docx
+++ b/ndb-pain-regional-variation-japan/output/je/JE_manuscript_EN.docx
@@ -1429,7 +1429,7 @@
               <w:rPr>
                 <w:sz w:val="18"/>
               </w:rPr>
-              <w:t>R²=0.814</w:t>
+              <w:t>R²adj=0.791</w:t>
             </w:r>
           </w:p>
         </w:tc>
@@ -1483,7 +1483,7 @@
               <w:rPr>
                 <w:sz w:val="18"/>
               </w:rPr>
-              <w:t>R²=0.811</w:t>
+              <w:t>R²adj=0.788</w:t>
             </w:r>
           </w:p>
         </w:tc>
@@ -1537,7 +1537,7 @@
               <w:rPr>
                 <w:sz w:val="18"/>
               </w:rPr>
-              <w:t>R²=0.145</w:t>
+              <w:t>R²adj=0.041</w:t>
             </w:r>
           </w:p>
         </w:tc>

--- a/ndb-pain-regional-variation-japan/output/je/JE_manuscript_EN.docx
+++ b/ndb-pain-regional-variation-japan/output/je/JE_manuscript_EN.docx
@@ -1375,7 +1375,7 @@
               <w:rPr>
                 <w:sz w:val="18"/>
               </w:rPr>
-              <w:t>d=2.81</w:t>
+              <w:t>Kruskal–Wallis H, P&lt;0.001</w:t>
             </w:r>
           </w:p>
         </w:tc>
@@ -1388,7 +1388,7 @@
               <w:rPr>
                 <w:sz w:val="18"/>
               </w:rPr>
-              <w:t>Kruskal–Wallis P&lt;0.001</w:t>
+              <w:t>Omnibus 9-region test</w:t>
             </w:r>
           </w:p>
         </w:tc>

--- a/ndb-pain-regional-variation-japan/output/je/JE_manuscript_EN.docx
+++ b/ndb-pain-regional-variation-japan/output/je/JE_manuscript_EN.docx
@@ -100,7 +100,7 @@
         <w:t xml:space="preserve">Number of figures: </w:t>
       </w:r>
       <w:r>
-        <w:t>3</w:t>
+        <w:t>4</w:t>
       </w:r>
     </w:p>
     <w:p>
@@ -161,7 +161,7 @@
         <w:t xml:space="preserve">Background: </w:t>
       </w:r>
       <w:r>
-        <w:t>Pain-related prescribing practices may vary geographically even within a single national health insurance system, but the magnitude and determinants of such variation remain poorly characterised in Japan.</w:t>
+        <w:t>Pain-related prescribing practices may vary geographically even within a single national health insurance system, but the magnitude and determinants of such variation remain poorly characterised in Japan. Whether prescribing variation reflects differences in symptom burden (warranted variation) or practice patterns (unwarranted variation) has not been investigated.</w:t>
       </w:r>
     </w:p>
     <w:p>
@@ -172,7 +172,7 @@
         <w:t xml:space="preserve">Methods: </w:t>
       </w:r>
       <w:r>
-        <w:t>This ecological study analysed prefecture-level aggregate data from the National Database of Health Insurance Claims (NDB Open Data, 10th edition; April 2023–March 2024) covering all 47 prefectures. Phase 1 examined acute perioperative analgesic prescribing per surgery. Phase 2 examined outpatient neuropathic pain drug prescribing as a chronic pain proxy, with regression adjustment for confounding disease proxies (diabetes, herpes zoster, depression, anxiety). Standardised claim ratios (SCR) were computed by indirect age-sex standardisation.</w:t>
+        <w:t>This ecological study analysed prefecture-level aggregate data from the National Database of Health Insurance Claims (NDB Open Data, 10th edition; April 2023–March 2024) covering all 47 prefectures. Phase 1 examined acute perioperative analgesic prescribing per surgery. Phase 2 examined outpatient neuropathic pain drug prescribing as a chronic pain proxy, with regression adjustment for confounding disease proxies (diabetes, herpes zoster, depression, anxiety). Standardised claim ratios (SCR) were computed by indirect age-sex standardisation. Symptom prevalence from the Comprehensive Survey of Living Conditions (CSLC 2022) was used as a demand-side benchmark.</w:t>
       </w:r>
     </w:p>
     <w:p>
@@ -183,7 +183,7 @@
         <w:t xml:space="preserve">Results: </w:t>
       </w:r>
       <w:r>
-        <w:t>Acute analgesic prescribing varied 1.97-fold across prefectures (Kruskal–Wallis P&lt;0.001). Unadjusted neuropathic pain prescribing showed marked regional clustering, but confounding disease proxies—particularly diabetes drugs (r=0.87)—explained 81% of between-prefecture variance. After confounder adjustment, apparent inter-regional differences were substantially attenuated and became nonsignificant. Age-sex standardised SCR confirmed 2.3-fold variation in analgesic prescribing independent of demographic structure.</w:t>
+        <w:t>Acute analgesic prescribing varied 1.97-fold across prefectures (Kruskal–Wallis P&lt;0.001). Unadjusted neuropathic pain prescribing showed marked regional clustering, but confounding disease proxies—particularly diabetes drugs (r=0.87)—explained 81% of between-prefecture variance. After confounder adjustment, apparent inter-regional differences were substantially attenuated and became nonsignificant. CSLC symptom prevalence varied only 1.29-fold and showed no correlation with prescribing (r=0.03, P=0.85), indicating supply-sensitive unwarranted variation.</w:t>
       </w:r>
     </w:p>
     <w:p>
@@ -194,7 +194,7 @@
         <w:t xml:space="preserve">Conclusions: </w:t>
       </w:r>
       <w:r>
-        <w:t>Nearly twofold within-country variation in pain-related prescribing persists after age-sex standardisation, indicating supply-sensitive practice variation. Ecological studies of neuropathic pain drugs must account for confounding diseases, particularly diabetes, to avoid misattributing disease-driven prescribing to regional practice differences.</w:t>
+        <w:t>Nearly twofold within-country variation in pain-related prescribing persists after age-sex standardisation and is dissociated from symptom burden, meeting the criteria for Wennberg unwarranted variation. Ecological studies of neuropathic pain drugs must account for confounding diseases, particularly diabetes, to avoid misattributing disease-driven prescribing to regional practice differences.</w:t>
       </w:r>
     </w:p>
     <w:p>
@@ -233,7 +233,7 @@
           <w:sz w:val="20"/>
           <w:vertAlign w:val="superscript"/>
         </w:rPr>
-        <w:t>1,16</w:t>
+        <w:t>1,2</w:t>
       </w:r>
       <w:r/>
     </w:p>
@@ -256,7 +256,7 @@
           <w:sz w:val="20"/>
           <w:vertAlign w:val="superscript"/>
         </w:rPr>
-        <w:t>2</w:t>
+        <w:t>4</w:t>
       </w:r>
       <w:r>
         <w:t xml:space="preserve"> Recent studies have also documented up to 1.6-fold regional variation in chronic pain prevalence</w:t>
@@ -266,7 +266,7 @@
           <w:sz w:val="20"/>
           <w:vertAlign w:val="superscript"/>
         </w:rPr>
-        <w:t>4</w:t>
+        <w:t>5</w:t>
       </w:r>
       <w:r>
         <w:t xml:space="preserve"> and 4-fold variation in cancer opioid prescribing.</w:t>
@@ -276,11 +276,34 @@
           <w:sz w:val="20"/>
           <w:vertAlign w:val="superscript"/>
         </w:rPr>
-        <w:t>5</w:t>
+        <w:t>6</w:t>
       </w:r>
       <w:r>
         <w:t xml:space="preserve"> However, no study has comprehensively mapped pain-related prescribing variation across all 47 prefectures using the population-complete NDB.</w:t>
       </w:r>
+    </w:p>
+    <w:p>
+      <w:r>
+        <w:t>Wennberg's framework distinguishes warranted variation—driven by differences in disease burden—from unwarranted variation driven by supply-side factors such as physician practice style, local norms, and resource availability.</w:t>
+      </w:r>
+      <w:r>
+        <w:rPr>
+          <w:sz w:val="20"/>
+          <w:vertAlign w:val="superscript"/>
+        </w:rPr>
+        <w:t>1,2</w:t>
+      </w:r>
+      <w:r>
+        <w:t xml:space="preserve"> To apply this framework, an independent demand-side benchmark is needed. The Comprehensive Survey of Living Conditions (CSLC), a nationally representative household survey conducted by the Ministry of Health, Labour and Welfare, provides prefecture-level self-reported symptom prevalence rates that can serve as such a benchmark.</w:t>
+      </w:r>
+      <w:r>
+        <w:rPr>
+          <w:sz w:val="20"/>
+          <w:vertAlign w:val="superscript"/>
+        </w:rPr>
+        <w:t>7</w:t>
+      </w:r>
+      <w:r/>
     </w:p>
     <w:p>
       <w:r>
@@ -289,7 +312,7 @@
     </w:p>
     <w:p>
       <w:r>
-        <w:t>This study had three objectives: (1) map regional variation in acute perioperative analgesic prescribing across 47 prefectures; (2) examine outpatient neuropathic pain drug prescribing as a chronic postsurgical pain (CPSP) proxy after adjustment for confounding diseases; and (3) quantify the contribution of confounders to the apparent regional pattern.</w:t>
+        <w:t>This study had four objectives: (1) map regional variation in acute perioperative analgesic prescribing across 47 prefectures; (2) examine outpatient neuropathic pain drug prescribing as a chronic pain proxy after adjustment for confounding diseases; (3) quantify the contribution of confounders to the apparent regional pattern; and (4) evaluate whether prescribing variation is dissociated from symptom burden, thereby meeting the criteria for unwarranted variation.</w:t>
       </w:r>
     </w:p>
     <w:p>
@@ -325,7 +348,7 @@
           <w:sz w:val="20"/>
           <w:vertAlign w:val="superscript"/>
         </w:rPr>
-        <w:t>6</w:t>
+        <w:t>8</w:t>
       </w:r>
       <w:r>
         <w:t xml:space="preserve"> and the REporting of studies Conducted using Observational Routinely-collected health Data (RECORD) extension.</w:t>
@@ -335,7 +358,7 @@
           <w:sz w:val="20"/>
           <w:vertAlign w:val="superscript"/>
         </w:rPr>
-        <w:t>7</w:t>
+        <w:t>9</w:t>
       </w:r>
       <w:r>
         <w:t xml:space="preserve"> As only publicly available aggregate data were used, ethical approval was not required under Japan's Ethical Guidelines for Medical and Biological Research Involving Human Subjects.</w:t>
@@ -445,6 +468,33 @@
           <w:rFonts w:ascii="Times New Roman" w:hAnsi="Times New Roman"/>
           <w:color w:val="000000"/>
         </w:rPr>
+        <w:t>Demand-side benchmark: Comprehensive Survey of Living Conditions</w:t>
+      </w:r>
+    </w:p>
+    <w:p>
+      <w:r>
+        <w:t>Prefecture-level self-reported symptom prevalence rates were obtained from the Comprehensive Survey of Living Conditions (CSLC; Kokumin Seikatsu Kiso Chousa) 2022 edition.</w:t>
+      </w:r>
+      <w:r>
+        <w:rPr>
+          <w:sz w:val="20"/>
+          <w:vertAlign w:val="superscript"/>
+        </w:rPr>
+        <w:t>7</w:t>
+      </w:r>
+      <w:r>
+        <w:t xml:space="preserve"> The CSLC is a nationally representative household survey covering approximately 300,000 households, with symptom prevalence rates (yuushosha-ritsu) published per 1,000 population for each of the 47 prefectures. Symptom prevalence, reflecting the proportion of the population reporting any health complaint (musculoskeletal pain being the most common category nationally), was used as a demand-side proxy for healthcare need. A demand–supply mismatch index was computed as the difference between z-standardised prescribing rates and z-standardised symptom prevalence rates for each prefecture. Positive values indicate relative over-supply; negative values indicate relative under-supply.</w:t>
+      </w:r>
+    </w:p>
+    <w:p>
+      <w:pPr>
+        <w:pStyle w:val="Heading2"/>
+      </w:pPr>
+      <w:r>
+        <w:rPr>
+          <w:rFonts w:ascii="Times New Roman" w:hAnsi="Times New Roman"/>
+          <w:color w:val="000000"/>
+        </w:rPr>
         <w:t>Statistical analysis</w:t>
       </w:r>
     </w:p>
@@ -462,7 +512,7 @@
           <w:sz w:val="20"/>
           <w:vertAlign w:val="superscript"/>
         </w:rPr>
-        <w:t>2</w:t>
+        <w:t>4</w:t>
       </w:r>
       <w:r>
         <w:t xml:space="preserve"> National age-sex-specific prescription rates (18 five-year age groups × 2 sexes) were applied to each prefecture's population structure. All analyses used Python 3.11 (NumPy 1.24, SciPy 1.11).</w:t>
@@ -1683,6 +1733,86 @@
           <w:rFonts w:ascii="Times New Roman" w:hAnsi="Times New Roman"/>
           <w:color w:val="000000"/>
         </w:rPr>
+        <w:t>Demand–supply dissociation</w:t>
+      </w:r>
+    </w:p>
+    <w:p>
+      <w:r>
+        <w:t>CSLC symptom prevalence ranged from 244.0 (東京都) to 314.9 per 1,000 population (兵庫県), a 1.29-fold difference (mean 287.4, SD 17.7). In contrast, acute analgesic prescribing varied 1.97-fold and neuropathic pain prescribing per capita varied 2.0-fold (after age-sex standardisation). Thus, prescribing heterogeneity substantially exceeded the modest variation in symptom burden.</w:t>
+      </w:r>
+    </w:p>
+    <w:p>
+      <w:r>
+        <w:t>CSLC symptom prevalence showed no significant correlation with acute analgesic prescribing (r=0.029, P=0.846; Spearman ρ=-0.032, P=0.829; Figure 4) or with neuropathic pain prescribing per capita (r=0.076, P=0.610). The absence of correlation indicates that prescribing variation is not explained by differences in self-reported symptom burden across prefectures.</w:t>
+      </w:r>
+    </w:p>
+    <w:p>
+      <w:pPr>
+        <w:spacing w:before="360" w:after="120"/>
+        <w:jc w:val="center"/>
+      </w:pPr>
+      <w:r>
+        <w:drawing>
+          <wp:inline xmlns:a="http://schemas.openxmlformats.org/drawingml/2006/main" xmlns:pic="http://schemas.openxmlformats.org/drawingml/2006/picture">
+            <wp:extent cx="5029200" cy="3503507"/>
+            <wp:docPr id="4" name="Picture 4"/>
+            <wp:cNvGraphicFramePr>
+              <a:graphicFrameLocks noChangeAspect="1"/>
+            </wp:cNvGraphicFramePr>
+            <a:graphic>
+              <a:graphicData uri="http://schemas.openxmlformats.org/drawingml/2006/picture">
+                <pic:pic>
+                  <pic:nvPicPr>
+                    <pic:cNvPr id="0" name="fig_cslc_demand_supply_en.png"/>
+                    <pic:cNvPicPr/>
+                  </pic:nvPicPr>
+                  <pic:blipFill>
+                    <a:blip r:embed="rId13"/>
+                    <a:stretch>
+                      <a:fillRect/>
+                    </a:stretch>
+                  </pic:blipFill>
+                  <pic:spPr>
+                    <a:xfrm>
+                      <a:off x="0" y="0"/>
+                      <a:ext cx="5029200" cy="3503507"/>
+                    </a:xfrm>
+                    <a:prstGeom prst="rect"/>
+                  </pic:spPr>
+                </pic:pic>
+              </a:graphicData>
+            </a:graphic>
+          </wp:inline>
+        </w:drawing>
+      </w:r>
+    </w:p>
+    <w:p>
+      <w:pPr>
+        <w:spacing w:before="120" w:after="240"/>
+      </w:pPr>
+      <w:r>
+        <w:rPr>
+          <w:b/>
+          <w:sz w:val="20"/>
+        </w:rPr>
+        <w:t xml:space="preserve">Figure 4. </w:t>
+      </w:r>
+      <w:r>
+        <w:rPr>
+          <w:sz w:val="20"/>
+        </w:rPr>
+        <w:t>Demand–supply dissociation: CSLC symptom prevalence rate (per 1,000 population) vs acute analgesic prescribing per surgery across 47 prefectures. Each dot represents one prefecture, coloured by regional block. The near-zero correlation (r=0.03) indicates that prescribing variation is dissociated from symptom burden.</w:t>
+      </w:r>
+    </w:p>
+    <w:p>
+      <w:pPr>
+        <w:pStyle w:val="Heading2"/>
+      </w:pPr>
+      <w:r>
+        <w:rPr>
+          <w:rFonts w:ascii="Times New Roman" w:hAnsi="Times New Roman"/>
+          <w:color w:val="000000"/>
+        </w:rPr>
         <w:t>Integration of acute and chronic prescribing</w:t>
       </w:r>
     </w:p>
@@ -1722,7 +1852,7 @@
     </w:p>
     <w:p>
       <w:r>
-        <w:t>This study is the first to map perioperative and chronic pain-related prescribing across all 47 prefectures of Japan using the population-complete NDB Open Data. Three principal findings emerged.</w:t>
+        <w:t>This study is the first to map perioperative and chronic pain-related prescribing across all 47 prefectures of Japan using the population-complete NDB Open Data, and the first to formally evaluate whether this variation meets the criteria for Wennberg unwarranted variation by benchmarking it against an independent demand-side measure. Four principal findings emerged.</w:t>
       </w:r>
     </w:p>
     <w:p>
@@ -1746,7 +1876,7 @@
           <w:sz w:val="20"/>
           <w:vertAlign w:val="superscript"/>
         </w:rPr>
-        <w:t>2</w:t>
+        <w:t>4</w:t>
       </w:r>
       <w:r>
         <w:t xml:space="preserve"> and consistent with the supply-sensitive variation pattern described by Wennberg.</w:t>
@@ -1769,14 +1899,37 @@
     </w:p>
     <w:p>
       <w:r>
-        <w:t>Third, the positive correlation between acute and confounder-adjusted chronic indices (r=0.29, P=0.052) and the significant acute pain predictor in Model 5 (β=1.90, P=0.044) suggest a modest link between regional acute pain management intensity and subsequent chronic pain-related prescribing. This is consistent with individual-level evidence that acute postoperative pain intensity is a risk factor for CPSP.</w:t>
+        <w:t>Third, the most novel finding is that prescribing variation was dissociated from symptom burden. CSLC symptom prevalence varied only 1.29-fold and showed no correlation with analgesic prescribing (r=0.03, P=0.85). This dissociation formally meets the criteria for unwarranted variation under Wennberg's framework:</w:t>
       </w:r>
       <w:r>
         <w:rPr>
           <w:sz w:val="20"/>
           <w:vertAlign w:val="superscript"/>
         </w:rPr>
-        <w:t>8</w:t>
+        <w:t>1</w:t>
+      </w:r>
+      <w:r>
+        <w:t xml:space="preserve"> the supply side (prescribing) varies independently of the demand side (symptom burden), indicating that practice patterns rather than disease burden drive the observed heterogeneity. This finding parallels international evidence showing that medical practice variation is frequently supply-sensitive rather than demand-driven.</w:t>
+      </w:r>
+      <w:r>
+        <w:rPr>
+          <w:sz w:val="20"/>
+          <w:vertAlign w:val="superscript"/>
+        </w:rPr>
+        <w:t>2</w:t>
+      </w:r>
+      <w:r/>
+    </w:p>
+    <w:p>
+      <w:r>
+        <w:t>Fourth, the positive correlation between acute and confounder-adjusted chronic indices (r=0.29, P=0.052) and the significant acute pain predictor in Model 5 (β=1.90, P=0.044) suggest a modest link between regional acute pain management intensity and subsequent chronic pain-related prescribing. This is consistent with individual-level evidence that acute postoperative pain intensity is a risk factor for CPSP.</w:t>
+      </w:r>
+      <w:r>
+        <w:rPr>
+          <w:sz w:val="20"/>
+          <w:vertAlign w:val="superscript"/>
+        </w:rPr>
+        <w:t>10</w:t>
       </w:r>
       <w:r/>
     </w:p>
@@ -1801,7 +1954,7 @@
           <w:sz w:val="20"/>
           <w:vertAlign w:val="superscript"/>
         </w:rPr>
-        <w:t>13</w:t>
+        <w:t>11</w:t>
       </w:r>
       <w:r>
         <w:t xml:space="preserve"> and Campbell and Edwards identified that clinician expectations about cultural pain behaviour can lead to systematic under- or over-treatment.</w:t>
@@ -1811,7 +1964,7 @@
           <w:sz w:val="20"/>
           <w:vertAlign w:val="superscript"/>
         </w:rPr>
-        <w:t>14</w:t>
+        <w:t>12</w:t>
       </w:r>
       <w:r>
         <w:t xml:space="preserve"> Japan is often characterised as culturally homogeneous with patients who are stoic about pain.</w:t>
@@ -1821,17 +1974,17 @@
           <w:sz w:val="20"/>
           <w:vertAlign w:val="superscript"/>
         </w:rPr>
-        <w:t>11,12</w:t>
+        <w:t>13,14</w:t>
       </w:r>
       <w:r>
-        <w:t xml:space="preserve"> Yet our data demonstrate that even within this putatively uniform population, prescribing patterns vary nearly twofold—a degree of heterogeneity that makes any national-level characterisation clinically misleading. The Pfizer Japan 2017 survey similarly found that the proportion of chronic pain patients "enduring pain without seeking treatment" ranged from 48.7% to 81.6% across prefectures.</w:t>
+        <w:t xml:space="preserve"> Yet our data demonstrate that even within this putatively uniform population, prescribing patterns vary nearly twofold—a degree of heterogeneity that makes any national-level characterisation clinically misleading. The Pfizer Japan 2017 survey provides additional corroboration: the proportion of chronic pain patients "enduring pain without seeking treatment" ranged from 48.7% (Osaka) to 81.6% (Yamanashi) across prefectures, and Akita Prefecture (Tohoku region)—often stereotyped as stoic—had the lowest proportion who believed pain "should be endured" (60.2%), contradicting the cultural stereotype.</w:t>
       </w:r>
       <w:r>
         <w:rPr>
           <w:sz w:val="20"/>
           <w:vertAlign w:val="superscript"/>
         </w:rPr>
-        <w:t>9</w:t>
+        <w:t>15</w:t>
       </w:r>
       <w:r/>
     </w:p>
@@ -1844,7 +1997,7 @@
           <w:sz w:val="20"/>
           <w:vertAlign w:val="superscript"/>
         </w:rPr>
-        <w:t>15</w:t>
+        <w:t>16</w:t>
       </w:r>
       <w:r>
         <w:t xml:space="preserve"> No regional label or cultural generalisation can substitute for individualised pain assessment. Objective nociception monitoring may help standardise perioperative assessment.</w:t>
@@ -1856,7 +2009,9 @@
         </w:rPr>
         <w:t>17</w:t>
       </w:r>
-      <w:r/>
+      <w:r>
+        <w:t xml:space="preserve"> Our demand–supply analysis reinforces this point: prefectures with identical symptom burden show widely divergent prescribing, indicating that clinician-level factors rather than patient-level need determine treatment intensity.</w:t>
+      </w:r>
     </w:p>
     <w:p>
       <w:pPr>
@@ -1872,12 +2027,12 @@
     </w:p>
     <w:p>
       <w:r>
-        <w:t>Strengths include the use of population-complete data covering all insurance-reimbursed healthcare in Japan, the novel integration of acute and chronic pain proxies, the transparent confounder-adjustment methodology, and a perioperative design that neutralises healthcare access as a confounder.</w:t>
+        <w:t>Strengths include the use of population-complete data covering all insurance-reimbursed healthcare in Japan, the novel integration of acute and chronic pain proxies, the transparent confounder-adjustment methodology, a perioperative design that neutralises healthcare access as a confounder, and the triangulation of NDB prescribing data with an independent household survey (CSLC) for demand–supply analysis.</w:t>
       </w:r>
     </w:p>
     <w:p>
       <w:r>
-        <w:t>Limitations are inherent to the ecological design. The unit of analysis is the prefecture, not the individual; ecological correlations may not reflect individual-level associations. NDB Open Data lack diagnosis codes, so the neuropathic pain drug proxy captures all indications, not CPSP specifically. Unmeasured confounders including surgical case mix and physician density may contribute to residual variation.</w:t>
+        <w:t>Limitations are inherent to the ecological design. The unit of analysis is the prefecture, not the individual; ecological correlations may not reflect individual-level associations. NDB Open Data lack diagnosis codes, so the neuropathic pain drug proxy captures all indications, not CPSP specifically. Unmeasured confounders including surgical case mix and physician density may contribute to residual variation. The CSLC symptom prevalence rate is a general indicator of self-reported health complaints, not specific to pain; however, musculoskeletal pain symptoms (lower back pain and stiff shoulders) are the most common complaints nationally, and the CSLC rate thus serves as a reasonable ecological proxy for pain-related demand.</w:t>
       </w:r>
     </w:p>
     <w:p>
@@ -1894,7 +2049,7 @@
     </w:p>
     <w:p>
       <w:r>
-        <w:t>Pain-related prescribing varies nearly twofold across Japan's 47 prefectures, persisting after age-sex standardisation. Confounding diseases—particularly diabetes—substantially modify the apparent regional pattern of neuropathic pain prescribing and must be accounted for in ecological studies. Clinicians should base analgesic decisions on individual assessment rather than regional or cultural assumptions.</w:t>
+        <w:t>Pain-related prescribing varies nearly twofold across Japan's 47 prefectures, persisting after age-sex standardisation and dissociated from symptom burden. This pattern meets the criteria for Wennberg unwarranted variation, suggesting that supply-side factors drive prescribing heterogeneity. Confounding diseases—particularly diabetes—substantially modify the apparent regional pattern of neuropathic pain prescribing and must be accounted for in ecological studies. Clinicians should base analgesic decisions on individual assessment rather than regional or cultural assumptions.</w:t>
       </w:r>
     </w:p>
     <w:p/>
@@ -2027,7 +2182,7 @@
         <w:t xml:space="preserve">2. </w:t>
       </w:r>
       <w:r>
-        <w:t>Taira K, Mori T, Ishimaru M, et al. Regional inequality in dental care utilisation in Japan: an ecological study using the National Database of Health Insurance Claims. Lancet Reg Health West Pac. 2021;12:100170. doi:10.1016/j.lanwpc.2021.100170</w:t>
+        <w:t>Corallo AN, Croxford R, Goodman DC, Bryan EL, Srivastava D, Stukel TA. A systematic review of medical practice variation in OECD countries. Health Policy. 2014;114:5–14. doi:10.1016/j.healthpol.2013.08.002</w:t>
       </w:r>
     </w:p>
     <w:p>
@@ -2049,7 +2204,7 @@
         <w:t xml:space="preserve">4. </w:t>
       </w:r>
       <w:r>
-        <w:t>Wakaizumi K, Tanaka C, Shinohara Y, et al. Geographical variation in high-impact chronic pain and psychological associations at the regional level: a multilevel analysis of a large-scale internet-based cross-sectional survey. Front Public Health. 2024;12:1482177. doi:10.3389/fpubh.2024.1482177</w:t>
+        <w:t>Taira K, Mori T, Ishimaru M, et al. Regional inequality in dental care utilisation in Japan: an ecological study using the National Database of Health Insurance Claims. Lancet Reg Health West Pac. 2021;12:100170. doi:10.1016/j.lanwpc.2021.100170</w:t>
       </w:r>
     </w:p>
     <w:p>
@@ -2060,7 +2215,7 @@
         <w:t xml:space="preserve">5. </w:t>
       </w:r>
       <w:r>
-        <w:t>Matsuoka Y, Morishima T, Sato A, et al. Population-based claims study of regional and hospital function differences in opioid prescribing for cancer patients who died in hospital in Japan. Jpn J Clin Oncol. 2025;55:hyaf149.</w:t>
+        <w:t>Wakaizumi K, Tanaka C, Shinohara Y, et al. Geographical variation in high-impact chronic pain and psychological associations at the regional level: a multilevel analysis of a large-scale internet-based cross-sectional survey. Front Public Health. 2024;12:1482177. doi:10.3389/fpubh.2024.1482177</w:t>
       </w:r>
     </w:p>
     <w:p>
@@ -2071,7 +2226,7 @@
         <w:t xml:space="preserve">6. </w:t>
       </w:r>
       <w:r>
-        <w:t>von Elm E, Altman DG, Egger M, et al. The Strengthening the Reporting of Observational Studies in Epidemiology (STROBE) statement: guidelines for reporting observational studies. Lancet. 2007;370:1453–7. doi:10.1016/S0140-6736(07)61602-X</w:t>
+        <w:t>Matsuoka Y, Morishima T, Sato A, et al. Population-based claims study of regional and hospital function differences in opioid prescribing for cancer patients who died in hospital in Japan. Jpn J Clin Oncol. 2025;55:hyaf149.</w:t>
       </w:r>
     </w:p>
     <w:p>
@@ -2082,7 +2237,7 @@
         <w:t xml:space="preserve">7. </w:t>
       </w:r>
       <w:r>
-        <w:t>Benchimol EI, Smeeth L, Guttmann A, et al. The REporting of studies Conducted using Observational Routinely-collected health Data (RECORD) statement. PLoS Med. 2015;12:e1001885. doi:10.1371/journal.pmed.1001885</w:t>
+        <w:t>Ministry of Health, Labour and Welfare. Comprehensive Survey of Living Conditions (Kokumin Seikatsu Kiso Chousa), 2022. https://www.mhlw.go.jp/toukei/saikin/hw/k-tyosa/k-tyosa22/. Accessed March 1, 2025.</w:t>
       </w:r>
     </w:p>
     <w:p>
@@ -2093,7 +2248,7 @@
         <w:t xml:space="preserve">8. </w:t>
       </w:r>
       <w:r>
-        <w:t>Kehlet H, Jensen TS, Woolf CJ. Persistent postsurgical pain: risk factors and prevention. Lancet. 2006;367:1618–25. doi:10.1016/S0140-6736(06)68700-X</w:t>
+        <w:t>von Elm E, Altman DG, Egger M, et al. The Strengthening the Reporting of Observational Studies in Epidemiology (STROBE) statement: guidelines for reporting observational studies. Lancet. 2007;370:1453–7. doi:10.1016/S0140-6736(07)61602-X</w:t>
       </w:r>
     </w:p>
     <w:p>
@@ -2104,7 +2259,7 @@
         <w:t xml:space="preserve">9. </w:t>
       </w:r>
       <w:r>
-        <w:t>Pfizer Japan Inc. 47-prefecture survey on chronic pain. https://www.pfizer.co.jp/pfizer/company/press/2017. Accessed February 1, 2025.</w:t>
+        <w:t>Benchimol EI, Smeeth L, Guttmann A, et al. The REporting of studies Conducted using Observational Routinely-collected health Data (RECORD) statement. PLoS Med. 2015;12:e1001885. doi:10.1371/journal.pmed.1001885</w:t>
       </w:r>
     </w:p>
     <w:p>
@@ -2115,7 +2270,7 @@
         <w:t xml:space="preserve">10. </w:t>
       </w:r>
       <w:r>
-        <w:t>Ministry of Health, Labour and Welfare. Comprehensive Survey of Living Conditions (Kokumin Seikatsu Kiso Chousa), 2022. https://www.mhlw.go.jp/toukei/saikin/hw/k-tyosa/k-tyosa22/. Accessed March 1, 2025.</w:t>
+        <w:t>Kehlet H, Jensen TS, Woolf CJ. Persistent postsurgical pain: risk factors and prevention. Lancet. 2006;367:1618–25. doi:10.1016/S0140-6736(06)68700-X</w:t>
       </w:r>
     </w:p>
     <w:p>
@@ -2126,7 +2281,7 @@
         <w:t xml:space="preserve">11. </w:t>
       </w:r>
       <w:r>
-        <w:t>Callister LC. Cultural influences on pain perceptions and behaviors. Home Health Care Manag Pract. 2003;15:207–11. doi:10.1177/1084822303015004003</w:t>
+        <w:t>Anderson KO, Green CR, Payne R. Racial and ethnic disparities in pain: causes and consequences of unequal care. J Pain. 2009;10:1187–204. doi:10.1016/j.jpain.2009.06.010</w:t>
       </w:r>
     </w:p>
     <w:p>
@@ -2137,7 +2292,7 @@
         <w:t xml:space="preserve">12. </w:t>
       </w:r>
       <w:r>
-        <w:t>Hobara M. Beliefs about appropriate pain behavior: cross-cultural and sex differences between Japanese and Euro-Americans. Eur J Pain. 2005;9:389–93. doi:10.1016/j.ejpain.2004.09.006</w:t>
+        <w:t>Campbell CM, Edwards RR. Ethnic differences in pain and pain management. Pain Manag. 2012;2:219–30. doi:10.2217/pmt.12.7</w:t>
       </w:r>
     </w:p>
     <w:p>
@@ -2148,7 +2303,7 @@
         <w:t xml:space="preserve">13. </w:t>
       </w:r>
       <w:r>
-        <w:t>Anderson KO, Green CR, Payne R. Racial and ethnic disparities in pain: causes and consequences of unequal care. J Pain. 2009;10:1187–204. doi:10.1016/j.jpain.2009.06.010</w:t>
+        <w:t>Callister LC. Cultural influences on pain perceptions and behaviors. Home Health Care Manag Pract. 2003;15:207–11. doi:10.1177/1084822303015004003</w:t>
       </w:r>
     </w:p>
     <w:p>
@@ -2159,7 +2314,7 @@
         <w:t xml:space="preserve">14. </w:t>
       </w:r>
       <w:r>
-        <w:t>Campbell CM, Edwards RR. Ethnic differences in pain and pain management. Pain Manag. 2012;2:219–30. doi:10.2217/pmt.12.7</w:t>
+        <w:t>Hobara M. Beliefs about appropriate pain behavior: cross-cultural and sex differences between Japanese and Euro-Americans. Eur J Pain. 2005;9:389–93. doi:10.1016/j.ejpain.2004.09.006</w:t>
       </w:r>
     </w:p>
     <w:p>
@@ -2170,7 +2325,7 @@
         <w:t xml:space="preserve">15. </w:t>
       </w:r>
       <w:r>
-        <w:t>Raja SN, Carr DB, Cohen M, et al. The revised International Association for the Study of Pain definition of pain: concepts, challenges, and compromises. Pain. 2020;161:1976–82. doi:10.1097/j.pain.0000000000001939</w:t>
+        <w:t>Pfizer Japan Inc. 47-prefecture survey on chronic pain. https://www.pfizer.co.jp/pfizer/company/press/2017. Accessed February 1, 2025.</w:t>
       </w:r>
     </w:p>
     <w:p>
@@ -2181,7 +2336,7 @@
         <w:t xml:space="preserve">16. </w:t>
       </w:r>
       <w:r>
-        <w:t>Corallo AN, Croxford R, Goodman DC, Bryan EL, Srivastava D, Stukel TA. A systematic review of medical practice variation in OECD countries. Health Policy. 2014;114:5–14. doi:10.1016/j.healthpol.2013.08.002</w:t>
+        <w:t>Raja SN, Carr DB, Cohen M, et al. The revised International Association for the Study of Pain definition of pain: concepts, challenges, and compromises. Pain. 2020;161:1976–82. doi:10.1097/j.pain.0000000000001939</w:t>
       </w:r>
     </w:p>
     <w:p>
@@ -2255,6 +2410,21 @@
           <w:sz w:val="22"/>
         </w:rPr>
         <w:t>Regional comparison of neuropathic pain prescribing: (a) unadjusted and (b) after adjustment for confounding disease proxies. Error bars indicate SD.</w:t>
+      </w:r>
+    </w:p>
+    <w:p>
+      <w:r>
+        <w:rPr>
+          <w:b/>
+          <w:sz w:val="22"/>
+        </w:rPr>
+        <w:t xml:space="preserve">Figure 4. </w:t>
+      </w:r>
+      <w:r>
+        <w:rPr>
+          <w:sz w:val="22"/>
+        </w:rPr>
+        <w:t>Demand–supply dissociation: CSLC symptom prevalence rate (per 1,000 population) vs acute analgesic prescribing per surgery across 47 prefectures. Each dot represents one prefecture, coloured by regional block. The near-zero correlation (r=0.03, P=0.85) indicates that prescribing variation is dissociated from symptom burden.</w:t>
       </w:r>
     </w:p>
     <w:sectPr>

--- a/ndb-pain-regional-variation-japan/output/je/JE_manuscript_EN.docx
+++ b/ndb-pain-regional-variation-japan/output/je/JE_manuscript_EN.docx
@@ -2226,7 +2226,7 @@
         <w:t xml:space="preserve">6. </w:t>
       </w:r>
       <w:r>
-        <w:t>Matsuoka Y, Morishima T, Sato A, et al. Population-based claims study of regional and hospital function differences in opioid prescribing for cancer patients who died in hospital in Japan. Jpn J Clin Oncol. 2025;55:hyaf149.</w:t>
+        <w:t>Takahashi R, Miyashita M, Nakazawa Y, Wada S, Matsuoka Y. Population-based claims study of regional and hospital function differences in opioid prescribing for cancer patients who died in hospital in Japan. Jpn J Clin Oncol. 2025;55:1372–7. doi:10.1093/jjco/hyaf149</w:t>
       </w:r>
     </w:p>
     <w:p>
@@ -2281,7 +2281,7 @@
         <w:t xml:space="preserve">11. </w:t>
       </w:r>
       <w:r>
-        <w:t>Anderson KO, Green CR, Payne R. Racial and ethnic disparities in pain: causes and consequences of unequal care. J Pain. 2009;10:1187–204. doi:10.1016/j.jpain.2009.06.010</w:t>
+        <w:t>Anderson KO, Green CR, Payne R. Racial and ethnic disparities in pain: causes and consequences of unequal care. J Pain. 2009;10:1187–204. doi:10.1016/j.jpain.2009.10.002</w:t>
       </w:r>
     </w:p>
     <w:p>
@@ -2303,7 +2303,7 @@
         <w:t xml:space="preserve">13. </w:t>
       </w:r>
       <w:r>
-        <w:t>Callister LC. Cultural influences on pain perceptions and behaviors. Home Health Care Manag Pract. 2003;15:207–11. doi:10.1177/1084822303015004003</w:t>
+        <w:t>Callister LC. Cultural influences on pain perceptions and behaviors. Home Health Care Manag Pract. 2003;15:207–11. doi:10.1177/1084822302250687</w:t>
       </w:r>
     </w:p>
     <w:p>
@@ -2347,7 +2347,7 @@
         <w:t xml:space="preserve">17. </w:t>
       </w:r>
       <w:r>
-        <w:t>Onishi T, Onishi Y. Normalized pulse volume as a superior predictor of respiration recovery and quantification of nociception anti-nociception balance compared to opioid effect site concentration: a prospective, observational study. F1000Research. 2024;13:233. doi:10.12688/f1000research.147085.2</w:t>
+        <w:t>Onishi T, Onishi Y. Normalized pulse volume as a superior predictor of respiration recovery and quantification of nociception anti-nociception balance compared to opioid effect site concentration: a prospective, observational study. F1000Research. 2024;13:233. doi:10.12688/f1000research.146215.1</w:t>
       </w:r>
     </w:p>
     <w:p>

--- a/ndb-pain-regional-variation-japan/output/je/JE_manuscript_EN.docx
+++ b/ndb-pain-regional-variation-japan/output/je/JE_manuscript_EN.docx
@@ -2325,7 +2325,7 @@
         <w:t xml:space="preserve">15. </w:t>
       </w:r>
       <w:r>
-        <w:t>Pfizer Japan Inc. 47-prefecture survey on chronic pain. https://www.pfizer.co.jp/pfizer/company/press/2017. Accessed February 1, 2025.</w:t>
+        <w:t>Pfizer Japan Inc. 47-prefecture survey on chronic pain. https://www.pfizer.co.jp/pfizer/company/press/2017. Accessed May 28, 2022.</w:t>
       </w:r>
     </w:p>
     <w:p>

--- a/ndb-pain-regional-variation-japan/output/je/JE_manuscript_EN.docx
+++ b/ndb-pain-regional-variation-japan/output/je/JE_manuscript_EN.docx
@@ -2325,7 +2325,7 @@
         <w:t xml:space="preserve">15. </w:t>
       </w:r>
       <w:r>
-        <w:t>Pfizer Japan Inc. 47-prefecture survey on chronic pain. https://www.pfizer.co.jp/pfizer/company/press/2017. Accessed May 28, 2022.</w:t>
+        <w:t>Pfizer Japan Inc. 47-prefecture survey on chronic pain (2012 vs 2017). https://www.pfizer.co.jp/pfizer/company/press/2017/2017_08_23.html. Accessed May 28, 2022. Archived at: https://web.archive.org/web/20220528073616/https://www.pfizer.co.jp/pfizer/company/press/2017/2017_08_23.html</w:t>
       </w:r>
     </w:p>
     <w:p>

--- a/ndb-pain-regional-variation-japan/output/je/JE_manuscript_EN.docx
+++ b/ndb-pain-regional-variation-japan/output/je/JE_manuscript_EN.docx
@@ -1492,7 +1492,7 @@
               <w:rPr>
                 <w:sz w:val="18"/>
               </w:rPr>
-              <w:t>Regional indicators NS</w:t>
+              <w:t>Regional indicators not significant</w:t>
             </w:r>
           </w:p>
         </w:tc>
@@ -1546,7 +1546,7 @@
               <w:rPr>
                 <w:sz w:val="18"/>
               </w:rPr>
-              <w:t>Regional indicators NS</w:t>
+              <w:t>Regional indicators not significant</w:t>
             </w:r>
           </w:p>
         </w:tc>
@@ -1600,7 +1600,7 @@
               <w:rPr>
                 <w:sz w:val="18"/>
               </w:rPr>
-              <w:t>Regional indicators NS</w:t>
+              <w:t>Regional indicators not significant</w:t>
             </w:r>
           </w:p>
         </w:tc>
@@ -1654,7 +1654,7 @@
               <w:rPr>
                 <w:sz w:val="18"/>
               </w:rPr>
-              <w:t>Regional indicators NS</w:t>
+              <w:t>Regional indicators not significant</w:t>
             </w:r>
           </w:p>
         </w:tc>

--- a/ndb-pain-regional-variation-japan/output/je/JE_manuscript_EN.docx
+++ b/ndb-pain-regional-variation-japan/output/je/JE_manuscript_EN.docx
@@ -1492,7 +1492,7 @@
               <w:rPr>
                 <w:sz w:val="18"/>
               </w:rPr>
-              <w:t>Regional indicators not significant</w:t>
+              <w:t>Regional β=32.6, P=0.150</w:t>
             </w:r>
           </w:p>
         </w:tc>
@@ -1546,7 +1546,7 @@
               <w:rPr>
                 <w:sz w:val="18"/>
               </w:rPr>
-              <w:t>Regional indicators not significant</w:t>
+              <w:t>Regional β=15.7, P=0.229</w:t>
             </w:r>
           </w:p>
         </w:tc>
@@ -1600,7 +1600,7 @@
               <w:rPr>
                 <w:sz w:val="18"/>
               </w:rPr>
-              <w:t>Regional indicators not significant</w:t>
+              <w:t>Regional β=0.08, P=0.863</w:t>
             </w:r>
           </w:p>
         </w:tc>
@@ -1654,7 +1654,7 @@
               <w:rPr>
                 <w:sz w:val="18"/>
               </w:rPr>
-              <w:t>Regional indicators not significant</w:t>
+              <w:t>Regional β=31.5, P=0.149</w:t>
             </w:r>
           </w:p>
         </w:tc>

--- a/ndb-pain-regional-variation-japan/output/je/JE_manuscript_EN.docx
+++ b/ndb-pain-regional-variation-japan/output/je/JE_manuscript_EN.docx
@@ -1162,7 +1162,7 @@
       <w:r>
         <w:drawing>
           <wp:inline xmlns:a="http://schemas.openxmlformats.org/drawingml/2006/main" xmlns:pic="http://schemas.openxmlformats.org/drawingml/2006/picture">
-            <wp:extent cx="5029200" cy="2180374"/>
+            <wp:extent cx="5029200" cy="2177896"/>
             <wp:docPr id="1" name="Picture 1"/>
             <wp:cNvGraphicFramePr>
               <a:graphicFrameLocks noChangeAspect="1"/>
@@ -1183,7 +1183,7 @@
                   <pic:spPr>
                     <a:xfrm>
                       <a:off x="0" y="0"/>
-                      <a:ext cx="5029200" cy="2180374"/>
+                      <a:ext cx="5029200" cy="2177896"/>
                     </a:xfrm>
                     <a:prstGeom prst="rect"/>
                   </pic:spPr>
@@ -1209,7 +1209,7 @@
         <w:rPr>
           <w:sz w:val="20"/>
         </w:rPr>
-        <w:t>Outpatient neuropathic pain drug prescribing per surgery by prefecture. Bars are coloured by regional block. Dashed line indicates the national mean.</w:t>
+        <w:t>Outpatient neuropathic pain drug prescribing per surgery by prefecture. Bars indicate regional blocks (distinguished by shading and hatch pattern). Dashed line indicates the national mean.</w:t>
       </w:r>
     </w:p>
     <w:p>
@@ -1237,7 +1237,7 @@
       <w:r>
         <w:drawing>
           <wp:inline xmlns:a="http://schemas.openxmlformats.org/drawingml/2006/main" xmlns:pic="http://schemas.openxmlformats.org/drawingml/2006/picture">
-            <wp:extent cx="5029200" cy="4523868"/>
+            <wp:extent cx="5029200" cy="4429365"/>
             <wp:docPr id="2" name="Picture 2"/>
             <wp:cNvGraphicFramePr>
               <a:graphicFrameLocks noChangeAspect="1"/>
@@ -1258,7 +1258,7 @@
                   <pic:spPr>
                     <a:xfrm>
                       <a:off x="0" y="0"/>
-                      <a:ext cx="5029200" cy="4523868"/>
+                      <a:ext cx="5029200" cy="4429365"/>
                     </a:xfrm>
                     <a:prstGeom prst="rect"/>
                   </pic:spPr>
@@ -1674,7 +1674,7 @@
       <w:r>
         <w:drawing>
           <wp:inline xmlns:a="http://schemas.openxmlformats.org/drawingml/2006/main" xmlns:pic="http://schemas.openxmlformats.org/drawingml/2006/picture">
-            <wp:extent cx="5029200" cy="2182483"/>
+            <wp:extent cx="5029200" cy="2164339"/>
             <wp:docPr id="3" name="Picture 3"/>
             <wp:cNvGraphicFramePr>
               <a:graphicFrameLocks noChangeAspect="1"/>
@@ -1695,7 +1695,7 @@
                   <pic:spPr>
                     <a:xfrm>
                       <a:off x="0" y="0"/>
-                      <a:ext cx="5029200" cy="2182483"/>
+                      <a:ext cx="5029200" cy="2164339"/>
                     </a:xfrm>
                     <a:prstGeom prst="rect"/>
                   </pic:spPr>
@@ -1801,7 +1801,7 @@
         <w:rPr>
           <w:sz w:val="20"/>
         </w:rPr>
-        <w:t>Demand–supply dissociation: CSLC symptom prevalence rate (per 1,000 population) vs acute analgesic prescribing per surgery across 47 prefectures. Each dot represents one prefecture, coloured by regional block. The near-zero correlation (r=0.03) indicates that prescribing variation is dissociated from symptom burden.</w:t>
+        <w:t>Demand–supply dissociation: CSLC symptom prevalence rate (per 1,000 population) vs acute analgesic prescribing per surgery across 47 prefectures. Each marker shape represents a regional block. The near-zero correlation (r=0.03) indicates that prescribing variation is dissociated from symptom burden.</w:t>
       </w:r>
     </w:p>
     <w:p>
@@ -2379,7 +2379,7 @@
         <w:rPr>
           <w:sz w:val="22"/>
         </w:rPr>
-        <w:t>Outpatient neuropathic pain drug prescribing per surgery by prefecture. Bars represent individual prefectures ordered by prescribing index. Bars are coloured by regional block. Dashed line indicates the national mean.</w:t>
+        <w:t>Outpatient neuropathic pain drug prescribing per surgery by prefecture. Bars represent individual prefectures ordered by prescribing index. Bars indicate regional blocks (distinguished by shading and hatch pattern). Dashed line indicates the national mean.</w:t>
       </w:r>
     </w:p>
     <w:p>
@@ -2394,7 +2394,7 @@
         <w:rPr>
           <w:sz w:val="22"/>
         </w:rPr>
-        <w:t>Correlation between neuropathic pain prescribing and confounder disease proxies across 47 prefectures. Each dot represents one prefecture. Diabetes drugs show the strongest correlation (r=0.87).</w:t>
+        <w:t>Correlation between neuropathic pain prescribing and confounder disease proxies across 47 prefectures. Each marker shape represents a regional block. Diabetes drugs show the strongest correlation (r=0.87).</w:t>
       </w:r>
     </w:p>
     <w:p>
@@ -2424,7 +2424,7 @@
         <w:rPr>
           <w:sz w:val="22"/>
         </w:rPr>
-        <w:t>Demand–supply dissociation: CSLC symptom prevalence rate (per 1,000 population) vs acute analgesic prescribing per surgery across 47 prefectures. Each dot represents one prefecture, coloured by regional block. The near-zero correlation (r=0.03, P=0.85) indicates that prescribing variation is dissociated from symptom burden.</w:t>
+        <w:t>Demand–supply dissociation: CSLC symptom prevalence rate (per 1,000 population) vs acute analgesic prescribing per surgery across 47 prefectures. Each marker shape represents a regional block. The near-zero correlation (r=0.03, P=0.85) indicates that prescribing variation is dissociated from symptom burden.</w:t>
       </w:r>
     </w:p>
     <w:sectPr>

--- a/ndb-pain-regional-variation-japan/output/je/JE_manuscript_EN.docx
+++ b/ndb-pain-regional-variation-japan/output/je/JE_manuscript_EN.docx
@@ -1209,7 +1209,7 @@
         <w:rPr>
           <w:sz w:val="20"/>
         </w:rPr>
-        <w:t>Outpatient neuropathic pain drug prescribing per surgery by prefecture. Bars indicate regional blocks (distinguished by shading and hatch pattern). Dashed line indicates the national mean.</w:t>
+        <w:t>Outpatient neuropathic pain drug prescribing per surgery by prefecture. Bars indicate regional blocks (distinguished by colour and hatch pattern). Dashed line indicates the national mean.</w:t>
       </w:r>
     </w:p>
     <w:p>
@@ -2379,7 +2379,7 @@
         <w:rPr>
           <w:sz w:val="22"/>
         </w:rPr>
-        <w:t>Outpatient neuropathic pain drug prescribing per surgery by prefecture. Bars represent individual prefectures ordered by prescribing index. Bars indicate regional blocks (distinguished by shading and hatch pattern). Dashed line indicates the national mean.</w:t>
+        <w:t>Outpatient neuropathic pain drug prescribing per surgery by prefecture. Bars represent individual prefectures ordered by prescribing index. Bars indicate regional blocks (distinguished by colour and hatch pattern). Dashed line indicates the national mean.</w:t>
       </w:r>
     </w:p>
     <w:p>
@@ -2394,7 +2394,7 @@
         <w:rPr>
           <w:sz w:val="22"/>
         </w:rPr>
-        <w:t>Correlation between neuropathic pain prescribing and confounder disease proxies across 47 prefectures. Each marker shape represents a regional block. Diabetes drugs show the strongest correlation (r=0.87).</w:t>
+        <w:t>Correlation between neuropathic pain prescribing and confounder disease proxies across 47 prefectures. Each marker represents a regional block (distinguished by colour and shape). Diabetes drugs show the strongest correlation (r=0.87).</w:t>
       </w:r>
     </w:p>
     <w:p>
